--- a/Experiment 04 Lulu.docx
+++ b/Experiment 04 Lulu.docx
@@ -2116,26 +2116,422 @@
     <w:p>
       <w:pPr>
         <w:pStyle w:val="ListParagraph"/>
-        <w:rPr>
-          <w:lang w:val="en-US"/>
-        </w:rPr>
-      </w:pPr>
-    </w:p>
-    <w:p>
-      <w:pPr>
-        <w:pStyle w:val="ListParagraph"/>
-        <w:rPr>
-          <w:lang w:val="en-US"/>
-        </w:rPr>
-      </w:pPr>
-    </w:p>
-    <w:p>
-      <w:pPr>
-        <w:pStyle w:val="ListParagraph"/>
-        <w:rPr>
-          <w:lang w:val="en-US"/>
-        </w:rPr>
-      </w:pPr>
+        <w:numPr>
+          <w:ilvl w:val="0"/>
+          <w:numId w:val="1"/>
+        </w:numPr>
+        <w:rPr>
+          <w:lang w:val="en-US"/>
+        </w:rPr>
+      </w:pPr>
+      <w:r>
+        <w:rPr>
+          <w:rFonts w:ascii="Poppins" w:hAnsi="Poppins" w:cs="Poppins"/>
+          <w:color w:val="212529"/>
+          <w:sz w:val="23"/>
+          <w:szCs w:val="23"/>
+          <w:shd w:val="clear" w:color="auto" w:fill="FFFFFF"/>
+        </w:rPr>
+        <w:t>Find the class average</w:t>
+      </w:r>
+    </w:p>
+    <w:p>
+      <w:pPr>
+        <w:pStyle w:val="ListParagraph"/>
+        <w:rPr>
+          <w:rFonts w:ascii="Poppins" w:hAnsi="Poppins" w:cs="Poppins"/>
+          <w:color w:val="212529"/>
+          <w:sz w:val="23"/>
+          <w:szCs w:val="23"/>
+          <w:shd w:val="clear" w:color="auto" w:fill="FFFFFF"/>
+        </w:rPr>
+      </w:pPr>
+    </w:p>
+    <w:p>
+      <w:pPr>
+        <w:pStyle w:val="ListParagraph"/>
+        <w:rPr>
+          <w:rFonts w:ascii="Poppins" w:hAnsi="Poppins" w:cs="Poppins"/>
+          <w:color w:val="212529"/>
+          <w:sz w:val="23"/>
+          <w:szCs w:val="23"/>
+          <w:shd w:val="clear" w:color="auto" w:fill="FFFFFF"/>
+        </w:rPr>
+      </w:pPr>
+      <w:proofErr w:type="gramStart"/>
+      <w:r>
+        <w:rPr>
+          <w:rFonts w:ascii="Poppins" w:hAnsi="Poppins" w:cs="Poppins"/>
+          <w:color w:val="212529"/>
+          <w:sz w:val="23"/>
+          <w:szCs w:val="23"/>
+          <w:shd w:val="clear" w:color="auto" w:fill="FFFFFF"/>
+        </w:rPr>
+        <w:t>Query :</w:t>
+      </w:r>
+      <w:proofErr w:type="gramEnd"/>
+    </w:p>
+    <w:p>
+      <w:pPr>
+        <w:pStyle w:val="ListParagraph"/>
+        <w:rPr>
+          <w:rFonts w:ascii="Poppins" w:hAnsi="Poppins" w:cs="Poppins"/>
+          <w:color w:val="212529"/>
+          <w:sz w:val="23"/>
+          <w:szCs w:val="23"/>
+          <w:shd w:val="clear" w:color="auto" w:fill="FFFFFF"/>
+        </w:rPr>
+      </w:pPr>
+    </w:p>
+    <w:p>
+      <w:pPr>
+        <w:pStyle w:val="ListParagraph"/>
+        <w:rPr>
+          <w:lang w:val="en-US"/>
+        </w:rPr>
+      </w:pPr>
+      <w:r>
+        <w:rPr>
+          <w:lang w:val="en-US"/>
+        </w:rPr>
+        <w:t>SELECT AVG(</w:t>
+      </w:r>
+      <w:proofErr w:type="spellStart"/>
+      <w:r>
+        <w:rPr>
+          <w:lang w:val="en-US"/>
+        </w:rPr>
+        <w:t>Physics+Chemistry+</w:t>
+      </w:r>
+      <w:proofErr w:type="gramStart"/>
+      <w:r>
+        <w:rPr>
+          <w:lang w:val="en-US"/>
+        </w:rPr>
+        <w:t>Mathematics</w:t>
+      </w:r>
+      <w:proofErr w:type="spellEnd"/>
+      <w:r>
+        <w:rPr>
+          <w:lang w:val="en-US"/>
+        </w:rPr>
+        <w:t>)AS</w:t>
+      </w:r>
+      <w:proofErr w:type="gramEnd"/>
+      <w:r>
+        <w:rPr>
+          <w:lang w:val="en-US"/>
+        </w:rPr>
+        <w:t xml:space="preserve"> </w:t>
+      </w:r>
+      <w:proofErr w:type="spellStart"/>
+      <w:r>
+        <w:rPr>
+          <w:lang w:val="en-US"/>
+        </w:rPr>
+        <w:t>Class_Average_Total</w:t>
+      </w:r>
+      <w:proofErr w:type="spellEnd"/>
+      <w:r>
+        <w:rPr>
+          <w:lang w:val="en-US"/>
+        </w:rPr>
+        <w:t xml:space="preserve"> FROM Student___56;</w:t>
+      </w:r>
+    </w:p>
+    <w:p>
+      <w:pPr>
+        <w:pStyle w:val="ListParagraph"/>
+        <w:rPr>
+          <w:lang w:val="en-US"/>
+        </w:rPr>
+      </w:pPr>
+    </w:p>
+    <w:p>
+      <w:pPr>
+        <w:pStyle w:val="ListParagraph"/>
+        <w:rPr>
+          <w:lang w:val="en-US"/>
+        </w:rPr>
+      </w:pPr>
+      <w:proofErr w:type="gramStart"/>
+      <w:r>
+        <w:rPr>
+          <w:lang w:val="en-US"/>
+        </w:rPr>
+        <w:t>Output :</w:t>
+      </w:r>
+      <w:proofErr w:type="gramEnd"/>
+    </w:p>
+    <w:p>
+      <w:pPr>
+        <w:pStyle w:val="ListParagraph"/>
+        <w:rPr>
+          <w:lang w:val="en-US"/>
+        </w:rPr>
+      </w:pPr>
+    </w:p>
+    <w:p>
+      <w:pPr>
+        <w:pStyle w:val="ListParagraph"/>
+        <w:rPr>
+          <w:lang w:val="en-US"/>
+        </w:rPr>
+      </w:pPr>
+      <w:r>
+        <w:rPr>
+          <w:noProof/>
+          <w:lang w:val="en-US"/>
+        </w:rPr>
+        <w:drawing>
+          <wp:inline distT="0" distB="0" distL="0" distR="0" wp14:anchorId="76C796B8" wp14:editId="1C381343">
+            <wp:extent cx="1914792" cy="447737"/>
+            <wp:effectExtent l="0" t="0" r="9525" b="9525"/>
+            <wp:docPr id="10" name="Picture 10"/>
+            <wp:cNvGraphicFramePr>
+              <a:graphicFrameLocks xmlns:a="http://schemas.openxmlformats.org/drawingml/2006/main" noChangeAspect="1"/>
+            </wp:cNvGraphicFramePr>
+            <a:graphic xmlns:a="http://schemas.openxmlformats.org/drawingml/2006/main">
+              <a:graphicData uri="http://schemas.openxmlformats.org/drawingml/2006/picture">
+                <pic:pic xmlns:pic="http://schemas.openxmlformats.org/drawingml/2006/picture">
+                  <pic:nvPicPr>
+                    <pic:cNvPr id="10" name="Picture 10"/>
+                    <pic:cNvPicPr/>
+                  </pic:nvPicPr>
+                  <pic:blipFill>
+                    <a:blip r:embed="rId15">
+                      <a:extLst>
+                        <a:ext uri="{28A0092B-C50C-407E-A947-70E740481C1C}">
+                          <a14:useLocalDpi xmlns:a14="http://schemas.microsoft.com/office/drawing/2010/main" val="0"/>
+                        </a:ext>
+                      </a:extLst>
+                    </a:blip>
+                    <a:stretch>
+                      <a:fillRect/>
+                    </a:stretch>
+                  </pic:blipFill>
+                  <pic:spPr>
+                    <a:xfrm>
+                      <a:off x="0" y="0"/>
+                      <a:ext cx="1914792" cy="447737"/>
+                    </a:xfrm>
+                    <a:prstGeom prst="rect">
+                      <a:avLst/>
+                    </a:prstGeom>
+                  </pic:spPr>
+                </pic:pic>
+              </a:graphicData>
+            </a:graphic>
+          </wp:inline>
+        </w:drawing>
+      </w:r>
+    </w:p>
+    <w:p>
+      <w:pPr>
+        <w:pStyle w:val="ListParagraph"/>
+        <w:rPr>
+          <w:lang w:val="en-US"/>
+        </w:rPr>
+      </w:pPr>
+    </w:p>
+    <w:p>
+      <w:pPr>
+        <w:pStyle w:val="ListParagraph"/>
+        <w:numPr>
+          <w:ilvl w:val="0"/>
+          <w:numId w:val="1"/>
+        </w:numPr>
+        <w:rPr>
+          <w:lang w:val="en-US"/>
+        </w:rPr>
+      </w:pPr>
+      <w:r>
+        <w:rPr>
+          <w:rFonts w:ascii="Poppins" w:hAnsi="Poppins" w:cs="Poppins"/>
+          <w:color w:val="212529"/>
+          <w:sz w:val="23"/>
+          <w:szCs w:val="23"/>
+          <w:shd w:val="clear" w:color="auto" w:fill="FFFFFF"/>
+        </w:rPr>
+        <w:t>Find the total number of students who have got a Pass.</w:t>
+      </w:r>
+    </w:p>
+    <w:p>
+      <w:pPr>
+        <w:pStyle w:val="ListParagraph"/>
+        <w:rPr>
+          <w:rFonts w:ascii="Poppins" w:hAnsi="Poppins" w:cs="Poppins"/>
+          <w:color w:val="212529"/>
+          <w:sz w:val="23"/>
+          <w:szCs w:val="23"/>
+          <w:shd w:val="clear" w:color="auto" w:fill="FFFFFF"/>
+        </w:rPr>
+      </w:pPr>
+    </w:p>
+    <w:p>
+      <w:pPr>
+        <w:pStyle w:val="ListParagraph"/>
+        <w:rPr>
+          <w:rFonts w:ascii="Poppins" w:hAnsi="Poppins" w:cs="Poppins"/>
+          <w:color w:val="212529"/>
+          <w:sz w:val="23"/>
+          <w:szCs w:val="23"/>
+          <w:shd w:val="clear" w:color="auto" w:fill="FFFFFF"/>
+        </w:rPr>
+      </w:pPr>
+      <w:proofErr w:type="gramStart"/>
+      <w:r>
+        <w:rPr>
+          <w:rFonts w:ascii="Poppins" w:hAnsi="Poppins" w:cs="Poppins"/>
+          <w:color w:val="212529"/>
+          <w:sz w:val="23"/>
+          <w:szCs w:val="23"/>
+          <w:shd w:val="clear" w:color="auto" w:fill="FFFFFF"/>
+        </w:rPr>
+        <w:t>Query :</w:t>
+      </w:r>
+      <w:proofErr w:type="gramEnd"/>
+    </w:p>
+    <w:p>
+      <w:pPr>
+        <w:pStyle w:val="ListParagraph"/>
+        <w:rPr>
+          <w:rFonts w:ascii="Poppins" w:hAnsi="Poppins" w:cs="Poppins"/>
+          <w:color w:val="212529"/>
+          <w:sz w:val="23"/>
+          <w:szCs w:val="23"/>
+          <w:shd w:val="clear" w:color="auto" w:fill="FFFFFF"/>
+        </w:rPr>
+      </w:pPr>
+    </w:p>
+    <w:p>
+      <w:pPr>
+        <w:pStyle w:val="ListParagraph"/>
+        <w:rPr>
+          <w:lang w:val="en-US"/>
+        </w:rPr>
+      </w:pPr>
+      <w:r>
+        <w:rPr>
+          <w:lang w:val="en-US"/>
+        </w:rPr>
+        <w:t xml:space="preserve">SELECT </w:t>
+      </w:r>
+      <w:proofErr w:type="gramStart"/>
+      <w:r>
+        <w:rPr>
+          <w:lang w:val="en-US"/>
+        </w:rPr>
+        <w:t>COUNT(</w:t>
+      </w:r>
+      <w:proofErr w:type="gramEnd"/>
+      <w:r>
+        <w:rPr>
+          <w:lang w:val="en-US"/>
+        </w:rPr>
+        <w:t xml:space="preserve">*)AS </w:t>
+      </w:r>
+      <w:proofErr w:type="spellStart"/>
+      <w:r>
+        <w:rPr>
+          <w:lang w:val="en-US"/>
+        </w:rPr>
+        <w:t>Total_Passed_Students</w:t>
+      </w:r>
+      <w:proofErr w:type="spellEnd"/>
+      <w:r>
+        <w:rPr>
+          <w:lang w:val="en-US"/>
+        </w:rPr>
+        <w:t xml:space="preserve"> FROM Student___56 WHERE Physics&gt;=12 AND Mathematics&gt;=25;</w:t>
+      </w:r>
+    </w:p>
+    <w:p>
+      <w:pPr>
+        <w:pStyle w:val="ListParagraph"/>
+        <w:rPr>
+          <w:lang w:val="en-US"/>
+        </w:rPr>
+      </w:pPr>
+    </w:p>
+    <w:p>
+      <w:pPr>
+        <w:pStyle w:val="ListParagraph"/>
+        <w:rPr>
+          <w:lang w:val="en-US"/>
+        </w:rPr>
+      </w:pPr>
+      <w:proofErr w:type="gramStart"/>
+      <w:r>
+        <w:rPr>
+          <w:lang w:val="en-US"/>
+        </w:rPr>
+        <w:t>Output :</w:t>
+      </w:r>
+      <w:proofErr w:type="gramEnd"/>
+    </w:p>
+    <w:p>
+      <w:pPr>
+        <w:pStyle w:val="ListParagraph"/>
+        <w:rPr>
+          <w:lang w:val="en-US"/>
+        </w:rPr>
+      </w:pPr>
+    </w:p>
+    <w:p>
+      <w:pPr>
+        <w:pStyle w:val="ListParagraph"/>
+        <w:rPr>
+          <w:lang w:val="en-US"/>
+        </w:rPr>
+      </w:pPr>
+      <w:r>
+        <w:rPr>
+          <w:noProof/>
+          <w:lang w:val="en-US"/>
+        </w:rPr>
+        <w:drawing>
+          <wp:inline distT="0" distB="0" distL="0" distR="0" wp14:anchorId="5434511C" wp14:editId="27B2CE0D">
+            <wp:extent cx="1981477" cy="447737"/>
+            <wp:effectExtent l="0" t="0" r="0" b="0"/>
+            <wp:docPr id="11" name="Picture 11"/>
+            <wp:cNvGraphicFramePr>
+              <a:graphicFrameLocks xmlns:a="http://schemas.openxmlformats.org/drawingml/2006/main" noChangeAspect="1"/>
+            </wp:cNvGraphicFramePr>
+            <a:graphic xmlns:a="http://schemas.openxmlformats.org/drawingml/2006/main">
+              <a:graphicData uri="http://schemas.openxmlformats.org/drawingml/2006/picture">
+                <pic:pic xmlns:pic="http://schemas.openxmlformats.org/drawingml/2006/picture">
+                  <pic:nvPicPr>
+                    <pic:cNvPr id="11" name="Picture 11"/>
+                    <pic:cNvPicPr/>
+                  </pic:nvPicPr>
+                  <pic:blipFill>
+                    <a:blip r:embed="rId16">
+                      <a:extLst>
+                        <a:ext uri="{28A0092B-C50C-407E-A947-70E740481C1C}">
+                          <a14:useLocalDpi xmlns:a14="http://schemas.microsoft.com/office/drawing/2010/main" val="0"/>
+                        </a:ext>
+                      </a:extLst>
+                    </a:blip>
+                    <a:stretch>
+                      <a:fillRect/>
+                    </a:stretch>
+                  </pic:blipFill>
+                  <pic:spPr>
+                    <a:xfrm>
+                      <a:off x="0" y="0"/>
+                      <a:ext cx="1981477" cy="447737"/>
+                    </a:xfrm>
+                    <a:prstGeom prst="rect">
+                      <a:avLst/>
+                    </a:prstGeom>
+                  </pic:spPr>
+                </pic:pic>
+              </a:graphicData>
+            </a:graphic>
+          </wp:inline>
+        </w:drawing>
+      </w:r>
     </w:p>
     <w:sectPr>
       <w:pgSz w:w="11906" w:h="16838"/>
